--- a/report_template/template_main/gHRR_rummage_complete_v3.3.0.docx
+++ b/report_template/template_main/gHRR_rummage_complete_v3.3.0.docx
@@ -12749,7 +12749,7 @@
           <w:sz w:val="16"/>
           <w:szCs w:val="16"/>
         </w:rPr>
-        <w:t xml:space="preserve">, 黄山, 郝晓柯 12, 冀小平, 李红, 梁波, 廖灿, </w:t>
+        <w:t xml:space="preserve">, 黄山, 郝晓柯, 冀小平, 李红, 梁波, 廖灿, </w:t>
       </w:r>
       <w:proofErr w:type="gramStart"/>
       <w:r>
@@ -18358,10 +18358,6 @@
 </file>
 
 <file path=customXml/item1.xml><?xml version="1.0" encoding="utf-8"?>
-<b:Sources xmlns:b="http://schemas.openxmlformats.org/officeDocument/2006/bibliography" xmlns="http://schemas.openxmlformats.org/officeDocument/2006/bibliography" SelectedStyle="\APASixthEditionOfficeOnline.xsl" StyleName="APA" Version="6"/>
-</file>
-
-<file path=customXml/item2.xml><?xml version="1.0" encoding="utf-8"?>
 <s:customData xmlns="http://www.wps.cn/officeDocument/2013/wpsCustomData" xmlns:s="http://www.wps.cn/officeDocument/2013/wpsCustomData">
   <customSectProps>
     <customSectPr/>
@@ -18374,18 +18370,22 @@
 </s:customData>
 </file>
 
+<file path=customXml/item2.xml><?xml version="1.0" encoding="utf-8"?>
+<b:Sources xmlns:b="http://schemas.openxmlformats.org/officeDocument/2006/bibliography" xmlns="http://schemas.openxmlformats.org/officeDocument/2006/bibliography" SelectedStyle="\APASixthEditionOfficeOnline.xsl" StyleName="APA" Version="6"/>
+</file>
+
 <file path=customXml/itemProps1.xml><?xml version="1.0" encoding="utf-8"?>
+<ds:datastoreItem xmlns:ds="http://schemas.openxmlformats.org/officeDocument/2006/customXml" ds:itemID="{B1977F7D-205B-4081-913C-38D41E755F92}">
+  <ds:schemaRefs>
+    <ds:schemaRef ds:uri="http://www.wps.cn/officeDocument/2013/wpsCustomData"/>
+  </ds:schemaRefs>
+</ds:datastoreItem>
+</file>
+
+<file path=customXml/itemProps2.xml><?xml version="1.0" encoding="utf-8"?>
 <ds:datastoreItem xmlns:ds="http://schemas.openxmlformats.org/officeDocument/2006/customXml" ds:itemID="{E5E7EC2E-ABB6-4504-AA5D-CE25A7D9FFD8}">
   <ds:schemaRefs>
     <ds:schemaRef ds:uri="http://schemas.openxmlformats.org/officeDocument/2006/bibliography"/>
   </ds:schemaRefs>
 </ds:datastoreItem>
-</file>
-
-<file path=customXml/itemProps2.xml><?xml version="1.0" encoding="utf-8"?>
-<ds:datastoreItem xmlns:ds="http://schemas.openxmlformats.org/officeDocument/2006/customXml" ds:itemID="{B1977F7D-205B-4081-913C-38D41E755F92}">
-  <ds:schemaRefs>
-    <ds:schemaRef ds:uri="http://www.wps.cn/officeDocument/2013/wpsCustomData"/>
-  </ds:schemaRefs>
-</ds:datastoreItem>
 </file>